--- a/plantilla.docx
+++ b/plantilla.docx
@@ -1,6 +1,6 @@
 
 <file path=word/document.xml><?xml version="1.0" encoding="utf-8"?>
-<w:document xmlns:wpc="http://schemas.microsoft.com/office/word/2010/wordprocessingCanvas" xmlns:cx="http://schemas.microsoft.com/office/drawing/2014/chartex" xmlns:mc="http://schemas.openxmlformats.org/markup-compatibility/2006" xmlns:o="urn:schemas-microsoft-com:office:office" xmlns:r="http://schemas.openxmlformats.org/officeDocument/2006/relationships" xmlns:m="http://schemas.openxmlformats.org/officeDocument/2006/math" xmlns:v="urn:schemas-microsoft-com:vml" xmlns:wp14="http://schemas.microsoft.com/office/word/2010/wordprocessingDrawing" xmlns:wp="http://schemas.openxmlformats.org/drawingml/2006/wordprocessingDrawing" xmlns:w10="urn:schemas-microsoft-com:office:word" xmlns:w="http://schemas.openxmlformats.org/wordprocessingml/2006/main" xmlns:w14="http://schemas.microsoft.com/office/word/2010/wordml" xmlns:w15="http://schemas.microsoft.com/office/word/2012/wordml" xmlns:w16se="http://schemas.microsoft.com/office/word/2015/wordml/symex" xmlns:wpg="http://schemas.microsoft.com/office/word/2010/wordprocessingGroup" xmlns:wpi="http://schemas.microsoft.com/office/word/2010/wordprocessingInk" xmlns:wne="http://schemas.microsoft.com/office/word/2006/wordml" xmlns:wps="http://schemas.microsoft.com/office/word/2010/wordprocessingShape" mc:Ignorable="w14 w15 w16se wp14">
+<w:document xmlns:wpc="http://schemas.microsoft.com/office/word/2010/wordprocessingCanvas" xmlns:cx="http://schemas.microsoft.com/office/drawing/2014/chartex" xmlns:cx1="http://schemas.microsoft.com/office/drawing/2015/9/8/chartex" xmlns:cx2="http://schemas.microsoft.com/office/drawing/2015/10/21/chartex" xmlns:cx3="http://schemas.microsoft.com/office/drawing/2016/5/9/chartex" xmlns:cx4="http://schemas.microsoft.com/office/drawing/2016/5/10/chartex" xmlns:cx5="http://schemas.microsoft.com/office/drawing/2016/5/11/chartex" xmlns:cx6="http://schemas.microsoft.com/office/drawing/2016/5/12/chartex" xmlns:cx7="http://schemas.microsoft.com/office/drawing/2016/5/13/chartex" xmlns:cx8="http://schemas.microsoft.com/office/drawing/2016/5/14/chartex" xmlns:mc="http://schemas.openxmlformats.org/markup-compatibility/2006" xmlns:aink="http://schemas.microsoft.com/office/drawing/2016/ink" xmlns:am3d="http://schemas.microsoft.com/office/drawing/2017/model3d" xmlns:o="urn:schemas-microsoft-com:office:office" xmlns:oel="http://schemas.microsoft.com/office/2019/extlst" xmlns:r="http://schemas.openxmlformats.org/officeDocument/2006/relationships" xmlns:m="http://schemas.openxmlformats.org/officeDocument/2006/math" xmlns:v="urn:schemas-microsoft-com:vml" xmlns:wp14="http://schemas.microsoft.com/office/word/2010/wordprocessingDrawing" xmlns:wp="http://schemas.openxmlformats.org/drawingml/2006/wordprocessingDrawing" xmlns:w10="urn:schemas-microsoft-com:office:word" xmlns:w="http://schemas.openxmlformats.org/wordprocessingml/2006/main" xmlns:w14="http://schemas.microsoft.com/office/word/2010/wordml" xmlns:w15="http://schemas.microsoft.com/office/word/2012/wordml" xmlns:w16cex="http://schemas.microsoft.com/office/word/2018/wordml/cex" xmlns:w16cid="http://schemas.microsoft.com/office/word/2016/wordml/cid" xmlns:w16="http://schemas.microsoft.com/office/word/2018/wordml" xmlns:w16du="http://schemas.microsoft.com/office/word/2023/wordml/word16du" xmlns:w16sdtdh="http://schemas.microsoft.com/office/word/2020/wordml/sdtdatahash" xmlns:w16sdtfl="http://schemas.microsoft.com/office/word/2024/wordml/sdtformatlock" xmlns:w16se="http://schemas.microsoft.com/office/word/2015/wordml/symex" xmlns:wpg="http://schemas.microsoft.com/office/word/2010/wordprocessingGroup" xmlns:wpi="http://schemas.microsoft.com/office/word/2010/wordprocessingInk" xmlns:wne="http://schemas.microsoft.com/office/word/2006/wordml" xmlns:wps="http://schemas.microsoft.com/office/word/2010/wordprocessingShape" mc:Ignorable="w14 w15 w16se w16cid w16 w16cex w16sdtdh w16sdtfl w16du wp14">
   <w:body>
     <w:tbl>
       <w:tblPr>
@@ -2275,7 +2275,6 @@
                             <w:rFonts w:ascii="Arial" w:hAnsi="Arial" w:cs="Arial"/>
                           </w:rPr>
                         </w:pPr>
-                        <w:bookmarkStart w:id="0" w:name="_GoBack"/>
                         <w:proofErr w:type="spellStart"/>
                         <w:r>
                           <w:rPr>
@@ -2283,7 +2282,6 @@
                           </w:rPr>
                           <w:t>EdadTemplate</w:t>
                         </w:r>
-                        <w:bookmarkEnd w:id="0"/>
                         <w:proofErr w:type="spellEnd"/>
                       </w:p>
                     </w:tc>
@@ -3062,8 +3060,7 @@
                             <w:p>
                               <w:pPr>
                                 <w:rPr>
-                                  <w:rFonts w:ascii="Arial" w:eastAsia="Arial" w:hAnsi="Arial" w:cs="Arial"/>
-                                  <w:color w:val="000000"/>
+                                  <w:rFonts w:ascii="Arial" w:hAnsi="Arial" w:cs="Arial"/>
                                 </w:rPr>
                               </w:pPr>
                               <w:r>
@@ -3078,55 +3075,23 @@
                                   <w:rFonts w:ascii="Arial" w:eastAsia="Arial" w:hAnsi="Arial" w:cs="Arial"/>
                                   <w:color w:val="000000"/>
                                 </w:rPr>
-                                <w:t>, a un costo de $9.990</w:t>
+                                <w:t xml:space="preserve">, a un costo de </w:t>
                               </w:r>
+                              <w:proofErr w:type="spellStart"/>
+                              <w:r>
+                                <w:rPr>
+                                  <w:rFonts w:ascii="Arial" w:eastAsia="Arial" w:hAnsi="Arial" w:cs="Arial"/>
+                                  <w:color w:val="000000"/>
+                                </w:rPr>
+                                <w:t>PrecioTemplate</w:t>
+                              </w:r>
+                              <w:proofErr w:type="spellEnd"/>
                               <w:r>
                                 <w:rPr>
                                   <w:rFonts w:ascii="Arial" w:eastAsia="Arial" w:hAnsi="Arial" w:cs="Arial"/>
                                   <w:color w:val="000000"/>
                                 </w:rPr>
                                 <w:t>:</w:t>
-                              </w:r>
-                            </w:p>
-                            <w:p>
-                              <w:pPr>
-                                <w:rPr>
-                                  <w:rFonts w:ascii="Arial" w:hAnsi="Arial" w:cs="Arial"/>
-                                </w:rPr>
-                              </w:pPr>
-                            </w:p>
-                            <w:p>
-                              <w:pPr>
-                                <w:numPr>
-                                  <w:ilvl w:val="0"/>
-                                  <w:numId w:val="2"/>
-                                </w:numPr>
-                                <w:rPr>
-                                  <w:rFonts w:ascii="Arial" w:hAnsi="Arial" w:cs="Arial"/>
-                                </w:rPr>
-                              </w:pPr>
-                              <w:r>
-                                <w:rPr>
-                                  <w:rFonts w:ascii="Arial" w:hAnsi="Arial" w:cs="Arial"/>
-                                </w:rPr>
-                                <w:t>RADIOGRAFÍAS</w:t>
-                              </w:r>
-                            </w:p>
-                            <w:p>
-                              <w:pPr>
-                                <w:numPr>
-                                  <w:ilvl w:val="0"/>
-                                  <w:numId w:val="2"/>
-                                </w:numPr>
-                                <w:rPr>
-                                  <w:rFonts w:ascii="Arial" w:hAnsi="Arial" w:cs="Arial"/>
-                                </w:rPr>
-                              </w:pPr>
-                              <w:r>
-                                <w:rPr>
-                                  <w:rFonts w:ascii="Arial" w:hAnsi="Arial" w:cs="Arial"/>
-                                </w:rPr>
-                                <w:t>DIAGNÓSTICO</w:t>
                               </w:r>
                             </w:p>
                           </w:tc>
@@ -4594,7 +4559,25 @@
                       <w:b/>
                       <w:bCs/>
                     </w:rPr>
-                    <w:t>Nicolás Sanhueza</w:t>
+                    <w:t xml:space="preserve">María Eugenia </w:t>
+                  </w:r>
+                  <w:proofErr w:type="spellStart"/>
+                  <w:r>
+                    <w:rPr>
+                      <w:rFonts w:ascii="Arial" w:hAnsi="Arial" w:cs="Arial"/>
+                      <w:b/>
+                      <w:bCs/>
+                    </w:rPr>
+                    <w:t>Duhart</w:t>
+                  </w:r>
+                  <w:proofErr w:type="spellEnd"/>
+                  <w:r>
+                    <w:rPr>
+                      <w:rFonts w:ascii="Arial" w:hAnsi="Arial" w:cs="Arial"/>
+                      <w:b/>
+                      <w:bCs/>
+                    </w:rPr>
+                    <w:t xml:space="preserve"> Vargas</w:t>
                   </w:r>
                 </w:p>
                 <w:p>
@@ -4612,7 +4595,23 @@
                       <w:b/>
                       <w:bCs/>
                     </w:rPr>
-                    <w:t>Subgerente Programas de Salud</w:t>
+                    <w:t>Subgerent</w:t>
+                  </w:r>
+                  <w:r>
+                    <w:rPr>
+                      <w:rFonts w:ascii="Arial" w:hAnsi="Arial" w:cs="Arial"/>
+                      <w:b/>
+                      <w:bCs/>
+                    </w:rPr>
+                    <w:t>e</w:t>
+                  </w:r>
+                  <w:r>
+                    <w:rPr>
+                      <w:rFonts w:ascii="Arial" w:hAnsi="Arial" w:cs="Arial"/>
+                      <w:b/>
+                      <w:bCs/>
+                    </w:rPr>
+                    <w:t xml:space="preserve"> Unidad de Salud</w:t>
                   </w:r>
                 </w:p>
                 <w:p>
@@ -4653,7 +4652,7 @@
                       <w:lang w:val="es-ES" w:eastAsia="es-ES"/>
                     </w:rPr>
                     <w:drawing>
-                      <wp:inline distT="0" distB="0" distL="0" distR="0">
+                      <wp:inline distT="0" distB="0" distL="0" distR="0" wp14:anchorId="4B895CE3" wp14:editId="6FBD4E46">
                         <wp:extent cx="1905000" cy="1066800"/>
                         <wp:effectExtent l="0" t="0" r="0" b="0"/>
                         <wp:docPr id="1" name="Imagen 1" descr="AIorK4z28tIkkx8Jnn1U-nkwj15zj5Byy69JBUK4ffsKk3iYFVl3P7ybPM7MmmtPJkSw_rWaGVRBxnvpjqJP"/>
@@ -4704,13 +4703,6 @@
                 </w:p>
                 <w:p>
                   <w:pPr>
-                    <w:rPr>
-                      <w:rFonts w:ascii="Arial" w:hAnsi="Arial" w:cs="Arial"/>
-                    </w:rPr>
-                  </w:pPr>
-                </w:p>
-                <w:p>
-                  <w:pPr>
                     <w:jc w:val="center"/>
                     <w:rPr>
                       <w:rFonts w:ascii="Arial" w:hAnsi="Arial" w:cs="Arial"/>
@@ -4751,20 +4743,6 @@
         </w:rPr>
       </w:pPr>
     </w:p>
-    <w:p>
-      <w:pPr>
-        <w:rPr>
-          <w:rFonts w:ascii="Arial" w:hAnsi="Arial" w:cs="Arial"/>
-        </w:rPr>
-      </w:pPr>
-    </w:p>
-    <w:p>
-      <w:pPr>
-        <w:rPr>
-          <w:rFonts w:ascii="Arial" w:hAnsi="Arial" w:cs="Arial"/>
-        </w:rPr>
-      </w:pPr>
-    </w:p>
     <w:sectPr>
       <w:pgSz w:w="12245" w:h="15817"/>
       <w:pgMar w:top="720" w:right="720" w:bottom="720" w:left="720" w:header="720" w:footer="720" w:gutter="0"/>
@@ -4776,7 +4754,7 @@
 </file>
 
 <file path=word/numbering.xml><?xml version="1.0" encoding="utf-8"?>
-<w:numbering xmlns:wpc="http://schemas.microsoft.com/office/word/2010/wordprocessingCanvas" xmlns:cx="http://schemas.microsoft.com/office/drawing/2014/chartex" xmlns:mc="http://schemas.openxmlformats.org/markup-compatibility/2006" xmlns:o="urn:schemas-microsoft-com:office:office" xmlns:r="http://schemas.openxmlformats.org/officeDocument/2006/relationships" xmlns:m="http://schemas.openxmlformats.org/officeDocument/2006/math" xmlns:v="urn:schemas-microsoft-com:vml" xmlns:wp14="http://schemas.microsoft.com/office/word/2010/wordprocessingDrawing" xmlns:wp="http://schemas.openxmlformats.org/drawingml/2006/wordprocessingDrawing" xmlns:w10="urn:schemas-microsoft-com:office:word" xmlns:w="http://schemas.openxmlformats.org/wordprocessingml/2006/main" xmlns:w14="http://schemas.microsoft.com/office/word/2010/wordml" xmlns:w15="http://schemas.microsoft.com/office/word/2012/wordml" xmlns:w16se="http://schemas.microsoft.com/office/word/2015/wordml/symex" xmlns:wpg="http://schemas.microsoft.com/office/word/2010/wordprocessingGroup" xmlns:wpi="http://schemas.microsoft.com/office/word/2010/wordprocessingInk" xmlns:wne="http://schemas.microsoft.com/office/word/2006/wordml" xmlns:wps="http://schemas.microsoft.com/office/word/2010/wordprocessingShape" mc:Ignorable="w14 w15 w16se wp14">
+<w:numbering xmlns:wpc="http://schemas.microsoft.com/office/word/2010/wordprocessingCanvas" xmlns:cx="http://schemas.microsoft.com/office/drawing/2014/chartex" xmlns:cx1="http://schemas.microsoft.com/office/drawing/2015/9/8/chartex" xmlns:cx2="http://schemas.microsoft.com/office/drawing/2015/10/21/chartex" xmlns:cx3="http://schemas.microsoft.com/office/drawing/2016/5/9/chartex" xmlns:cx4="http://schemas.microsoft.com/office/drawing/2016/5/10/chartex" xmlns:cx5="http://schemas.microsoft.com/office/drawing/2016/5/11/chartex" xmlns:cx6="http://schemas.microsoft.com/office/drawing/2016/5/12/chartex" xmlns:cx7="http://schemas.microsoft.com/office/drawing/2016/5/13/chartex" xmlns:cx8="http://schemas.microsoft.com/office/drawing/2016/5/14/chartex" xmlns:mc="http://schemas.openxmlformats.org/markup-compatibility/2006" xmlns:aink="http://schemas.microsoft.com/office/drawing/2016/ink" xmlns:am3d="http://schemas.microsoft.com/office/drawing/2017/model3d" xmlns:o="urn:schemas-microsoft-com:office:office" xmlns:oel="http://schemas.microsoft.com/office/2019/extlst" xmlns:r="http://schemas.openxmlformats.org/officeDocument/2006/relationships" xmlns:m="http://schemas.openxmlformats.org/officeDocument/2006/math" xmlns:v="urn:schemas-microsoft-com:vml" xmlns:wp14="http://schemas.microsoft.com/office/word/2010/wordprocessingDrawing" xmlns:wp="http://schemas.openxmlformats.org/drawingml/2006/wordprocessingDrawing" xmlns:w10="urn:schemas-microsoft-com:office:word" xmlns:w="http://schemas.openxmlformats.org/wordprocessingml/2006/main" xmlns:w14="http://schemas.microsoft.com/office/word/2010/wordml" xmlns:w15="http://schemas.microsoft.com/office/word/2012/wordml" xmlns:w16cex="http://schemas.microsoft.com/office/word/2018/wordml/cex" xmlns:w16cid="http://schemas.microsoft.com/office/word/2016/wordml/cid" xmlns:w16="http://schemas.microsoft.com/office/word/2018/wordml" xmlns:w16du="http://schemas.microsoft.com/office/word/2023/wordml/word16du" xmlns:w16sdtdh="http://schemas.microsoft.com/office/word/2020/wordml/sdtdatahash" xmlns:w16sdtfl="http://schemas.microsoft.com/office/word/2024/wordml/sdtformatlock" xmlns:w16se="http://schemas.microsoft.com/office/word/2015/wordml/symex" xmlns:wpg="http://schemas.microsoft.com/office/word/2010/wordprocessingGroup" xmlns:wpi="http://schemas.microsoft.com/office/word/2010/wordprocessingInk" xmlns:wne="http://schemas.microsoft.com/office/word/2006/wordml" xmlns:wps="http://schemas.microsoft.com/office/word/2010/wordprocessingShape" mc:Ignorable="w14 w15 w16se w16cid w16 w16cex w16sdtdh w16sdtfl w16du wp14">
   <w:abstractNum w:abstractNumId="0" w15:restartNumberingAfterBreak="0">
     <w:nsid w:val="4B4B4BFD"/>
     <w:multiLevelType w:val="hybridMultilevel"/>
@@ -5115,20 +5093,20 @@
       </w:rPr>
     </w:lvl>
   </w:abstractNum>
-  <w:num w:numId="1">
+  <w:num w:numId="1" w16cid:durableId="1952975719">
     <w:abstractNumId w:val="1"/>
   </w:num>
-  <w:num w:numId="2">
+  <w:num w:numId="2" w16cid:durableId="1175801208">
     <w:abstractNumId w:val="2"/>
   </w:num>
-  <w:num w:numId="3">
+  <w:num w:numId="3" w16cid:durableId="631204927">
     <w:abstractNumId w:val="0"/>
   </w:num>
 </w:numbering>
 </file>
 
 <file path=word/styles.xml><?xml version="1.0" encoding="utf-8"?>
-<w:styles xmlns:mc="http://schemas.openxmlformats.org/markup-compatibility/2006" xmlns:r="http://schemas.openxmlformats.org/officeDocument/2006/relationships" xmlns:w="http://schemas.openxmlformats.org/wordprocessingml/2006/main" xmlns:w14="http://schemas.microsoft.com/office/word/2010/wordml" xmlns:w15="http://schemas.microsoft.com/office/word/2012/wordml" xmlns:w16se="http://schemas.microsoft.com/office/word/2015/wordml/symex" mc:Ignorable="w14 w15 w16se">
+<w:styles xmlns:mc="http://schemas.openxmlformats.org/markup-compatibility/2006" xmlns:r="http://schemas.openxmlformats.org/officeDocument/2006/relationships" xmlns:w="http://schemas.openxmlformats.org/wordprocessingml/2006/main" xmlns:w14="http://schemas.microsoft.com/office/word/2010/wordml" xmlns:w15="http://schemas.microsoft.com/office/word/2012/wordml" xmlns:w16cex="http://schemas.microsoft.com/office/word/2018/wordml/cex" xmlns:w16cid="http://schemas.microsoft.com/office/word/2016/wordml/cid" xmlns:w16="http://schemas.microsoft.com/office/word/2018/wordml" xmlns:w16du="http://schemas.microsoft.com/office/word/2023/wordml/word16du" xmlns:w16sdtdh="http://schemas.microsoft.com/office/word/2020/wordml/sdtdatahash" xmlns:w16sdtfl="http://schemas.microsoft.com/office/word/2024/wordml/sdtformatlock" xmlns:w16se="http://schemas.microsoft.com/office/word/2015/wordml/symex" mc:Ignorable="w14 w15 w16se w16cid w16 w16cex w16sdtdh w16sdtfl w16du">
   <w:docDefaults>
     <w:rPrDefault>
       <w:rPr>
@@ -5138,7 +5116,7 @@
     </w:rPrDefault>
     <w:pPrDefault/>
   </w:docDefaults>
-  <w:latentStyles w:defLockedState="0" w:defUIPriority="99" w:defSemiHidden="0" w:defUnhideWhenUsed="0" w:defQFormat="0" w:count="371">
+  <w:latentStyles w:defLockedState="0" w:defUIPriority="99" w:defSemiHidden="0" w:defUnhideWhenUsed="0" w:defQFormat="0" w:count="376">
     <w:lsdException w:name="Normal" w:uiPriority="0" w:qFormat="1"/>
     <w:lsdException w:name="heading 1" w:uiPriority="9" w:qFormat="1"/>
     <w:lsdException w:name="heading 2" w:semiHidden="1" w:uiPriority="9" w:unhideWhenUsed="1" w:qFormat="1"/>
@@ -5510,6 +5488,11 @@
     <w:lsdException w:name="List Table 5 Dark Accent 6" w:uiPriority="50"/>
     <w:lsdException w:name="List Table 6 Colorful Accent 6" w:uiPriority="51"/>
     <w:lsdException w:name="List Table 7 Colorful Accent 6" w:uiPriority="52"/>
+    <w:lsdException w:name="Mention" w:semiHidden="1" w:unhideWhenUsed="1"/>
+    <w:lsdException w:name="Smart Hyperlink" w:semiHidden="1" w:unhideWhenUsed="1"/>
+    <w:lsdException w:name="Hashtag" w:semiHidden="1" w:unhideWhenUsed="1"/>
+    <w:lsdException w:name="Unresolved Mention" w:semiHidden="1" w:unhideWhenUsed="1"/>
+    <w:lsdException w:name="Smart Link" w:semiHidden="1" w:unhideWhenUsed="1"/>
   </w:latentStyles>
   <w:style w:type="paragraph" w:default="1" w:styleId="Normal">
     <w:name w:val="Normal"/>
